--- a/data/employees/EMP024/AST-EMP024-03.docx
+++ b/data/employees/EMP024/AST-EMP024-03.docx
@@ -7,10 +7,7 @@
         <w:pStyle w:val="Heading1"/>
       </w:pPr>
       <w:r>
-        <w:rPr>
-          <w:sz w:val="36"/>
-        </w:rPr>
-        <w:t>Design specification - EMP024</w:t>
+        <w:t>Ast Emp024 03 - EMP024</w:t>
       </w:r>
     </w:p>
     <w:p>
@@ -18,130 +15,32 @@
         <w:pStyle w:val="Heading2"/>
       </w:pPr>
       <w:r>
-        <w:t>Document Metadata</w:t>
-      </w:r>
-    </w:p>
-    <w:tbl>
-      <w:tblPr>
-        <w:tblStyle w:val="TableGrid"/>
-        <w:tblW w:type="auto" w:w="0"/>
-        <w:tblLook w:firstColumn="1" w:firstRow="1" w:lastColumn="0" w:lastRow="0" w:noHBand="0" w:noVBand="1" w:val="04A0"/>
-      </w:tblPr>
-      <w:tblGrid>
-        <w:gridCol w:w="4320"/>
-        <w:gridCol w:w="4320"/>
-      </w:tblGrid>
-      <w:tr>
-        <w:tc>
-          <w:tcPr>
-            <w:tcW w:type="dxa" w:w="4320"/>
-          </w:tcPr>
-          <w:p>
-            <w:r>
-              <w:t>Author</w:t>
-            </w:r>
-          </w:p>
-        </w:tc>
-        <w:tc>
-          <w:tcPr>
-            <w:tcW w:type="dxa" w:w="4320"/>
-          </w:tcPr>
-          <w:p>
-            <w:r>
-              <w:t>Morgan Smith</w:t>
-            </w:r>
-          </w:p>
-        </w:tc>
-      </w:tr>
-      <w:tr>
-        <w:tc>
-          <w:tcPr>
-            <w:tcW w:type="dxa" w:w="4320"/>
-          </w:tcPr>
-          <w:p>
-            <w:r>
-              <w:t>Role / Department</w:t>
-            </w:r>
-          </w:p>
-        </w:tc>
-        <w:tc>
-          <w:tcPr>
-            <w:tcW w:type="dxa" w:w="4320"/>
-          </w:tcPr>
-          <w:p>
-            <w:r>
-              <w:t>Engineer | Engineering</w:t>
-            </w:r>
-          </w:p>
-        </w:tc>
-      </w:tr>
-      <w:tr>
-        <w:tc>
-          <w:tcPr>
-            <w:tcW w:type="dxa" w:w="4320"/>
-          </w:tcPr>
-          <w:p>
-            <w:r>
-              <w:t>Location</w:t>
-            </w:r>
-          </w:p>
-        </w:tc>
-        <w:tc>
-          <w:tcPr>
-            <w:tcW w:type="dxa" w:w="4320"/>
-          </w:tcPr>
-          <w:p>
-            <w:r>
-              <w:t>Fremont</w:t>
-            </w:r>
-          </w:p>
-        </w:tc>
-      </w:tr>
-      <w:tr>
-        <w:tc>
-          <w:tcPr>
-            <w:tcW w:type="dxa" w:w="4320"/>
-          </w:tcPr>
-          <w:p>
-            <w:r>
-              <w:t>Last Modified</w:t>
-            </w:r>
-          </w:p>
-        </w:tc>
-        <w:tc>
-          <w:tcPr>
-            <w:tcW w:type="dxa" w:w="4320"/>
-          </w:tcPr>
-          <w:p>
-            <w:r>
-              <w:t>2025-01-28</w:t>
-            </w:r>
-          </w:p>
-        </w:tc>
-      </w:tr>
-    </w:tbl>
-    <w:p/>
-    <w:p>
-      <w:pPr>
-        <w:pStyle w:val="Heading2"/>
-      </w:pPr>
-      <w:r>
-        <w:t>Specification</w:t>
+        <w:t>Page 1</w:t>
       </w:r>
     </w:p>
     <w:p>
       <w:r>
-        <w:t>Design Specification: Microservices Event Bus Architecture</w:t>
+        <w:t>Section 1: Data quality remediation. EMP024 contributes to ast emp024 03 through recurring collaboration, clear ownership boundaries, and measurable outcomes. The team captures decisions, open issues, and handoffs so that knowledge remains discoverable for future programs.</w:t>
       </w:r>
     </w:p>
     <w:p>
       <w:r>
-        <w:t>Version: 1.5</w:t>
+        <w:t>Section 2: Automation backlog refinement. EMP024 contributes to ast emp024 03 through recurring collaboration, clear ownership boundaries, and measurable outcomes. The team captures decisions, open issues, and handoffs so that knowledge remains discoverable for future programs.</w:t>
       </w:r>
     </w:p>
     <w:p>
       <w:r>
-        <w:t>This specification describes the event-driven architecture for the microservices platform. Services communicate via Azure Service Bus topics. Dead-letter queues are monitored with alerting thresholds. Schema registry enforces backward-compatible contract evolution.</w:t>
+        <w:t>Section 3: Data quality remediation. EMP024 contributes to ast emp024 03 through recurring collaboration, clear ownership boundaries, and measurable outcomes. The team captures decisions, open issues, and handoffs so that knowledge remains discoverable for future programs.</w:t>
+      </w:r>
+    </w:p>
+    <w:p>
+      <w:r>
+        <w:t>Section 4: Quarterly delivery milestones. EMP024 contributes to ast emp024 03 through recurring collaboration, clear ownership boundaries, and measurable outcomes. The team captures decisions, open issues, and handoffs so that knowledge remains discoverable for future programs.</w:t>
+      </w:r>
+    </w:p>
+    <w:p>
+      <w:r>
+        <w:br w:type="page"/>
       </w:r>
     </w:p>
     <w:p>
@@ -149,12 +48,60 @@
         <w:pStyle w:val="Heading2"/>
       </w:pPr>
       <w:r>
-        <w:t>Author Competencies</w:t>
+        <w:t>Page 2</w:t>
       </w:r>
     </w:p>
     <w:p>
       <w:r>
-        <w:t>Kusto, SQL, Power BI, Synapse</w:t>
+        <w:t>Section 1: Data quality remediation. EMP024 contributes to ast emp024 03 through recurring collaboration, clear ownership boundaries, and measurable outcomes. The team captures decisions, open issues, and handoffs so that knowledge remains discoverable for future programs.</w:t>
+      </w:r>
+    </w:p>
+    <w:p>
+      <w:r>
+        <w:t>Section 2: Operational risk review. EMP024 contributes to ast emp024 03 through recurring collaboration, clear ownership boundaries, and measurable outcomes. The team captures decisions, open issues, and handoffs so that knowledge remains discoverable for future programs.</w:t>
+      </w:r>
+    </w:p>
+    <w:p>
+      <w:r>
+        <w:t>Section 3: Quarterly delivery milestones. EMP024 contributes to ast emp024 03 through recurring collaboration, clear ownership boundaries, and measurable outcomes. The team captures decisions, open issues, and handoffs so that knowledge remains discoverable for future programs.</w:t>
+      </w:r>
+    </w:p>
+    <w:p>
+      <w:r>
+        <w:t>Section 4: Knowledge transfer and onboarding. EMP024 contributes to ast emp024 03 through recurring collaboration, clear ownership boundaries, and measurable outcomes. The team captures decisions, open issues, and handoffs so that knowledge remains discoverable for future programs.</w:t>
+      </w:r>
+    </w:p>
+    <w:p>
+      <w:r>
+        <w:br w:type="page"/>
+      </w:r>
+    </w:p>
+    <w:p>
+      <w:pPr>
+        <w:pStyle w:val="Heading2"/>
+      </w:pPr>
+      <w:r>
+        <w:t>Page 3</w:t>
+      </w:r>
+    </w:p>
+    <w:p>
+      <w:r>
+        <w:t>Section 1: Data quality remediation. EMP024 contributes to ast emp024 03 through recurring collaboration, clear ownership boundaries, and measurable outcomes. The team captures decisions, open issues, and handoffs so that knowledge remains discoverable for future programs.</w:t>
+      </w:r>
+    </w:p>
+    <w:p>
+      <w:r>
+        <w:t>Section 2: Operational risk review. EMP024 contributes to ast emp024 03 through recurring collaboration, clear ownership boundaries, and measurable outcomes. The team captures decisions, open issues, and handoffs so that knowledge remains discoverable for future programs.</w:t>
+      </w:r>
+    </w:p>
+    <w:p>
+      <w:r>
+        <w:t>Section 3: Knowledge transfer and onboarding. EMP024 contributes to ast emp024 03 through recurring collaboration, clear ownership boundaries, and measurable outcomes. The team captures decisions, open issues, and handoffs so that knowledge remains discoverable for future programs.</w:t>
+      </w:r>
+    </w:p>
+    <w:p>
+      <w:r>
+        <w:t>Section 4: Data quality remediation. EMP024 contributes to ast emp024 03 through recurring collaboration, clear ownership boundaries, and measurable outcomes. The team captures decisions, open issues, and handoffs so that knowledge remains discoverable for future programs.</w:t>
       </w:r>
     </w:p>
     <w:sectPr>
